--- a/public/template/QUYETTOANDOWN.docx
+++ b/public/template/QUYETTOANDOWN.docx
@@ -219,7 +219,7 @@
           <w:szCs w:val="22"/>
           <w:lang w:val="nl-NL"/>
         </w:rPr>
-        <w:t>Nguyễn Ân</w:t>
+        <w:t>CÔNG TY TNHH MTV DV TM ĐẦU TƯ Ô TÔ KIÊN GIANG</w:t>
       </w:r>
     </w:p>
     <w:p>
@@ -263,7 +263,7 @@
           <w:szCs w:val="22"/>
           <w:lang w:val="nl-NL"/>
         </w:rPr>
-        <w:t>Long Xuyên An Giang</w:t>
+        <w:t>Số 68 Võ Văn Kiệt, Ấp Thạnh Bình, Xã Thạnh Lộc, H.Châu Thành, T. Kiên Giang.</w:t>
       </w:r>
     </w:p>
     <w:p>
@@ -307,7 +307,7 @@
           <w:szCs w:val="22"/>
           <w:lang w:val="nl-NL"/>
         </w:rPr>
-        <w:t>0989009990</w:t>
+        <w:t>2973626000</w:t>
       </w:r>
     </w:p>
     <w:p>
@@ -351,7 +351,7 @@
           <w:szCs w:val="22"/>
           <w:lang w:val="nl-NL"/>
         </w:rPr>
-        <w:t>Accent MT Full 2024</w:t>
+        <w:t>ACCENT 1.5 AT CAO CẤP</w:t>
       </w:r>
     </w:p>
     <w:p>
@@ -395,7 +395,7 @@
           <w:szCs w:val="22"/>
           <w:lang w:val="nl-NL"/>
         </w:rPr>
-        <w:t>23456578</w:t>
+        <w:t>RLUGV41DBST013722</w:t>
       </w:r>
     </w:p>
     <w:p>
@@ -439,7 +439,7 @@
           <w:szCs w:val="22"/>
           <w:lang w:val="nl-NL"/>
         </w:rPr>
-        <w:t xml:space="preserve">321321  </w:t>
+        <w:t xml:space="preserve">G4FLSQ499469  </w:t>
       </w:r>
     </w:p>
     <w:p>
